--- a/Personal/EMBA/Innovation/GreatEastern_Morman_EMBA60.docx
+++ b/Personal/EMBA/Innovation/GreatEastern_Morman_EMBA60.docx
@@ -1668,6 +1668,93 @@
     </w:p>
     <w:p>
       <w:pPr>
+        <w:spacing w:before="120" w:after="120" w:line="480" w:lineRule="auto"/>
+      </w:pPr>
+      <w:r>
+        <w:tab/>
+        <w:t xml:space="preserve">In </w:t>
+      </w:r>
+      <w:proofErr w:type="gramStart"/>
+      <w:r>
+        <w:t>the</w:t>
+      </w:r>
+      <w:proofErr w:type="gramEnd"/>
+      <w:r>
+        <w:t xml:space="preserve"> case, Mazur justifies his sales increase of 12.5% by looking at historical growth.  “The business had been growing at a slightly faster rate than this over the preceding two years”.  </w:t>
+      </w:r>
+      <w:r>
+        <w:t xml:space="preserve">He fails to explain what market forces would allow that growth to continue.  A quick google search estimates that market growth nationally at the time of this case was more like 5% year over year.  Its possible more research of Mazur’s individual market could prove his estimate right but so </w:t>
+      </w:r>
+      <w:proofErr w:type="gramStart"/>
+      <w:r>
+        <w:t>far</w:t>
+      </w:r>
+      <w:proofErr w:type="gramEnd"/>
+      <w:r>
+        <w:t xml:space="preserve"> I see no evidence this growth is realistic.  </w:t>
+      </w:r>
+    </w:p>
+    <w:p>
+      <w:pPr>
+        <w:spacing w:before="120" w:after="120" w:line="480" w:lineRule="auto"/>
+        <w:ind w:firstLine="720"/>
+      </w:pPr>
+      <w:r>
+        <w:t xml:space="preserve">One strategy Mazur identifies to improve margins is to eliminate low profit brands.  He notes that some brands carry a gross margin as low as 13%.  What’s not clear </w:t>
+      </w:r>
+      <w:proofErr w:type="gramStart"/>
+      <w:r>
+        <w:t>from</w:t>
+      </w:r>
+      <w:proofErr w:type="gramEnd"/>
+      <w:r>
+        <w:t xml:space="preserve"> the case is how he intends to retain the market share </w:t>
+      </w:r>
+      <w:proofErr w:type="gramStart"/>
+      <w:r>
+        <w:t>from</w:t>
+      </w:r>
+      <w:proofErr w:type="gramEnd"/>
+      <w:r>
+        <w:t xml:space="preserve"> customers who have been purchasing that product.  There are several competitors in the industry selling the same product and I see no reason his customers wouldn’t just turn to another retailer</w:t>
+      </w:r>
+      <w:r>
+        <w:t xml:space="preserve">.  If that is the case, Mazur’s fix will certainly reduce his revenue and there is little discussion of reduced fixed costs by dropping these brands.  If his revenues shrink and his fixed costs don’t.  Mazur’s proposed solution may actually hurt </w:t>
+      </w:r>
+      <w:r>
+        <w:lastRenderedPageBreak/>
+        <w:t>his overall business margin</w:t>
+      </w:r>
+      <w:r>
+        <w:t xml:space="preserve">.  The case also comments that Mazur’s do diligence allows him to foresee other </w:t>
+      </w:r>
+      <w:proofErr w:type="gramStart"/>
+      <w:r>
+        <w:t>cost cutting</w:t>
+      </w:r>
+      <w:proofErr w:type="gramEnd"/>
+      <w:r>
+        <w:t xml:space="preserve"> opportunities that could improve his </w:t>
+      </w:r>
+      <w:proofErr w:type="gramStart"/>
+      <w:r>
+        <w:t>margins</w:t>
+      </w:r>
+      <w:proofErr w:type="gramEnd"/>
+      <w:r>
+        <w:t xml:space="preserve"> </w:t>
+      </w:r>
+      <w:proofErr w:type="gramStart"/>
+      <w:r>
+        <w:t>but  I</w:t>
+      </w:r>
+      <w:proofErr w:type="gramEnd"/>
+      <w:r>
+        <w:t xml:space="preserve"> don’t see that evidence in the case data given.  </w:t>
+      </w:r>
+    </w:p>
+    <w:p>
+      <w:pPr>
         <w:spacing w:before="120" w:after="120"/>
         <w:jc w:val="center"/>
       </w:pPr>
@@ -1725,6 +1812,69 @@
         </w:rPr>
         <w:t xml:space="preserve"> </w:t>
       </w:r>
+      <w:r>
+        <w:rPr>
+          <w:rFonts w:ascii="Canva Sans" w:eastAsia="Canva Sans" w:hAnsi="Canva Sans" w:cs="Canva Sans"/>
+          <w:color w:val="000000"/>
+        </w:rPr>
+        <w:tab/>
+        <w:t xml:space="preserve">Personally, I would </w:t>
+      </w:r>
+      <w:proofErr w:type="gramStart"/>
+      <w:r>
+        <w:rPr>
+          <w:rFonts w:ascii="Canva Sans" w:eastAsia="Canva Sans" w:hAnsi="Canva Sans" w:cs="Canva Sans"/>
+          <w:color w:val="000000"/>
+        </w:rPr>
+        <w:t>no</w:t>
+      </w:r>
+      <w:proofErr w:type="gramEnd"/>
+      <w:r>
+        <w:rPr>
+          <w:rFonts w:ascii="Canva Sans" w:eastAsia="Canva Sans" w:hAnsi="Canva Sans" w:cs="Canva Sans"/>
+          <w:color w:val="000000"/>
+        </w:rPr>
+        <w:t xml:space="preserve"> purchase Great Eastern.  There are several </w:t>
+      </w:r>
+      <w:proofErr w:type="gramStart"/>
+      <w:r>
+        <w:rPr>
+          <w:rFonts w:ascii="Canva Sans" w:eastAsia="Canva Sans" w:hAnsi="Canva Sans" w:cs="Canva Sans"/>
+          <w:color w:val="000000"/>
+        </w:rPr>
+        <w:t>reason’s</w:t>
+      </w:r>
+      <w:proofErr w:type="gramEnd"/>
+      <w:r>
+        <w:rPr>
+          <w:rFonts w:ascii="Canva Sans" w:eastAsia="Canva Sans" w:hAnsi="Canva Sans" w:cs="Canva Sans"/>
+          <w:color w:val="000000"/>
+        </w:rPr>
+        <w:t xml:space="preserve"> this purchase could make sense.  The business is profitable and </w:t>
+      </w:r>
+      <w:r>
+        <w:rPr>
+          <w:rFonts w:ascii="Canva Sans" w:eastAsia="Canva Sans" w:hAnsi="Canva Sans" w:cs="Canva Sans"/>
+          <w:color w:val="000000"/>
+        </w:rPr>
+        <w:t xml:space="preserve">does seem like one that is easy to understand.  Mazur absolutely has the potential to make this business more profitable.  The difficulty I see is that he hasn’t identified any real actionable plan to do so.  This business could be a diamond in the rough that is ready to go claim market share from its </w:t>
+      </w:r>
+      <w:proofErr w:type="gramStart"/>
+      <w:r>
+        <w:rPr>
+          <w:rFonts w:ascii="Canva Sans" w:eastAsia="Canva Sans" w:hAnsi="Canva Sans" w:cs="Canva Sans"/>
+          <w:color w:val="000000"/>
+        </w:rPr>
+        <w:t>competition</w:t>
+      </w:r>
+      <w:proofErr w:type="gramEnd"/>
+      <w:r>
+        <w:rPr>
+          <w:rFonts w:ascii="Canva Sans" w:eastAsia="Canva Sans" w:hAnsi="Canva Sans" w:cs="Canva Sans"/>
+          <w:color w:val="000000"/>
+        </w:rPr>
+        <w:t xml:space="preserve"> but I see no evidence Mazur is positioned to go do that and the organic market growth doesn’t make it obvious his investment will be well made. </w:t>
+      </w:r>
     </w:p>
     <w:p>
       <w:pPr>
@@ -1755,18 +1905,23 @@
         <w:spacing w:before="120" w:after="120"/>
         <w:jc w:val="center"/>
       </w:pPr>
+    </w:p>
+    <w:p>
+      <w:pPr>
+        <w:spacing w:before="120" w:after="120" w:line="336" w:lineRule="auto"/>
+      </w:pPr>
       <w:r>
         <w:rPr>
           <w:noProof/>
         </w:rPr>
         <w:drawing>
-          <wp:anchor distT="0" distB="0" distL="114300" distR="114300" simplePos="0" relativeHeight="251659264" behindDoc="0" locked="0" layoutInCell="1" allowOverlap="1" wp14:anchorId="46304892" wp14:editId="455CDBFC">
+          <wp:anchor distT="0" distB="0" distL="114300" distR="114300" simplePos="0" relativeHeight="251658240" behindDoc="0" locked="0" layoutInCell="1" allowOverlap="1" wp14:anchorId="46304892" wp14:editId="113536B2">
             <wp:simplePos x="0" y="0"/>
             <wp:positionH relativeFrom="page">
-              <wp:posOffset>0</wp:posOffset>
+              <wp:posOffset>-190500</wp:posOffset>
             </wp:positionH>
             <wp:positionV relativeFrom="paragraph">
-              <wp:posOffset>0</wp:posOffset>
+              <wp:posOffset>3089910</wp:posOffset>
             </wp:positionV>
             <wp:extent cx="7562850" cy="850821"/>
             <wp:effectExtent l="0" t="0" r="0" b="0"/>
@@ -1805,11 +1960,6 @@
           </wp:anchor>
         </w:drawing>
       </w:r>
-    </w:p>
-    <w:p>
-      <w:pPr>
-        <w:spacing w:before="120" w:after="120" w:line="336" w:lineRule="auto"/>
-      </w:pPr>
       <w:r>
         <w:rPr>
           <w:rFonts w:ascii="Canva Sans" w:eastAsia="Canva Sans" w:hAnsi="Canva Sans" w:cs="Canva Sans"/>
